--- a/docs/ARCHITECTURE_AND_SECURITY.docx
+++ b/docs/ARCHITECTURE_AND_SECURITY.docx
@@ -293,7 +293,7 @@
       </w:r>
       <w:r>
         <w:rPr/>
-        <w:t xml:space="preserve"> are kept to a minimum: Google Gemini (optional) for the agent and the scam second opinion, ExchangeRate-API for live exchange rates, and Firebase Cloud Messaging (optional) for push notifications. Anyone can check a receipt's code without signing in. </w:t>
+        <w:t xml:space="preserve"> are kept to a minimum: Google Gemini (optional) for the agent and the scam second opinion, ExchangeRate-API for live exchange rates, and Firebase Cloud Messaging (optional) for push notifications, and the Ethereum Sepolia test network to anchor the audit log. Anyone can check a receipt's code without signing in. </w:t>
       </w:r>
     </w:p>
     <w:p>
@@ -322,10 +322,10 @@
         </w:tblCellMar>
       </w:tblPr>
       <w:tblGrid>
-        <w:gridCol w:w="1791"/>
-        <w:gridCol w:w="3265"/>
-        <w:gridCol w:w="3362"/>
-        <w:gridCol w:w="2008"/>
+        <w:gridCol w:w="1781"/>
+        <w:gridCol w:w="3220"/>
+        <w:gridCol w:w="3305"/>
+        <w:gridCol w:w="2120"/>
       </w:tblGrid>
       <w:tr>
         <w:trPr>
@@ -333,7 +333,7 @@
         </w:trPr>
         <w:tc>
           <w:tcPr>
-            <w:tcW w:w="1791" w:type="dxa"/>
+            <w:tcW w:w="1781" w:type="dxa"/>
             <w:tcBorders/>
             <w:vAlign w:val="center"/>
           </w:tcPr>
@@ -354,7 +354,7 @@
         </w:tc>
         <w:tc>
           <w:tcPr>
-            <w:tcW w:w="3265" w:type="dxa"/>
+            <w:tcW w:w="3220" w:type="dxa"/>
             <w:tcBorders/>
             <w:vAlign w:val="center"/>
           </w:tcPr>
@@ -375,7 +375,7 @@
         </w:tc>
         <w:tc>
           <w:tcPr>
-            <w:tcW w:w="3362" w:type="dxa"/>
+            <w:tcW w:w="3305" w:type="dxa"/>
             <w:tcBorders/>
             <w:vAlign w:val="center"/>
           </w:tcPr>
@@ -396,7 +396,7 @@
         </w:tc>
         <w:tc>
           <w:tcPr>
-            <w:tcW w:w="2008" w:type="dxa"/>
+            <w:tcW w:w="2120" w:type="dxa"/>
             <w:tcBorders/>
             <w:vAlign w:val="center"/>
           </w:tcPr>
@@ -420,7 +420,7 @@
         <w:trPr/>
         <w:tc>
           <w:tcPr>
-            <w:tcW w:w="1791" w:type="dxa"/>
+            <w:tcW w:w="1781" w:type="dxa"/>
             <w:tcBorders/>
             <w:vAlign w:val="center"/>
           </w:tcPr>
@@ -441,7 +441,7 @@
         </w:tc>
         <w:tc>
           <w:tcPr>
-            <w:tcW w:w="3265" w:type="dxa"/>
+            <w:tcW w:w="3220" w:type="dxa"/>
             <w:tcBorders/>
             <w:vAlign w:val="center"/>
           </w:tcPr>
@@ -462,7 +462,7 @@
         </w:tc>
         <w:tc>
           <w:tcPr>
-            <w:tcW w:w="3362" w:type="dxa"/>
+            <w:tcW w:w="3305" w:type="dxa"/>
             <w:tcBorders/>
             <w:vAlign w:val="center"/>
           </w:tcPr>
@@ -483,7 +483,7 @@
         </w:tc>
         <w:tc>
           <w:tcPr>
-            <w:tcW w:w="2008" w:type="dxa"/>
+            <w:tcW w:w="2120" w:type="dxa"/>
             <w:tcBorders/>
             <w:vAlign w:val="center"/>
           </w:tcPr>
@@ -509,7 +509,7 @@
         <w:trPr/>
         <w:tc>
           <w:tcPr>
-            <w:tcW w:w="1791" w:type="dxa"/>
+            <w:tcW w:w="1781" w:type="dxa"/>
             <w:tcBorders/>
             <w:vAlign w:val="center"/>
           </w:tcPr>
@@ -530,7 +530,7 @@
         </w:tc>
         <w:tc>
           <w:tcPr>
-            <w:tcW w:w="3265" w:type="dxa"/>
+            <w:tcW w:w="3220" w:type="dxa"/>
             <w:tcBorders/>
             <w:vAlign w:val="center"/>
           </w:tcPr>
@@ -551,7 +551,7 @@
         </w:tc>
         <w:tc>
           <w:tcPr>
-            <w:tcW w:w="3362" w:type="dxa"/>
+            <w:tcW w:w="3305" w:type="dxa"/>
             <w:tcBorders/>
             <w:vAlign w:val="center"/>
           </w:tcPr>
@@ -572,7 +572,7 @@
         </w:tc>
         <w:tc>
           <w:tcPr>
-            <w:tcW w:w="2008" w:type="dxa"/>
+            <w:tcW w:w="2120" w:type="dxa"/>
             <w:tcBorders/>
             <w:vAlign w:val="center"/>
           </w:tcPr>
@@ -608,7 +608,7 @@
         <w:trPr/>
         <w:tc>
           <w:tcPr>
-            <w:tcW w:w="1791" w:type="dxa"/>
+            <w:tcW w:w="1781" w:type="dxa"/>
             <w:tcBorders/>
             <w:vAlign w:val="center"/>
           </w:tcPr>
@@ -629,7 +629,7 @@
         </w:tc>
         <w:tc>
           <w:tcPr>
-            <w:tcW w:w="3265" w:type="dxa"/>
+            <w:tcW w:w="3220" w:type="dxa"/>
             <w:tcBorders/>
             <w:vAlign w:val="center"/>
           </w:tcPr>
@@ -650,7 +650,7 @@
         </w:tc>
         <w:tc>
           <w:tcPr>
-            <w:tcW w:w="3362" w:type="dxa"/>
+            <w:tcW w:w="3305" w:type="dxa"/>
             <w:tcBorders/>
             <w:vAlign w:val="center"/>
           </w:tcPr>
@@ -671,7 +671,7 @@
         </w:tc>
         <w:tc>
           <w:tcPr>
-            <w:tcW w:w="2008" w:type="dxa"/>
+            <w:tcW w:w="2120" w:type="dxa"/>
             <w:tcBorders/>
             <w:vAlign w:val="center"/>
           </w:tcPr>
@@ -697,7 +697,7 @@
         <w:trPr/>
         <w:tc>
           <w:tcPr>
-            <w:tcW w:w="1791" w:type="dxa"/>
+            <w:tcW w:w="1781" w:type="dxa"/>
             <w:tcBorders/>
             <w:vAlign w:val="center"/>
           </w:tcPr>
@@ -718,7 +718,7 @@
         </w:tc>
         <w:tc>
           <w:tcPr>
-            <w:tcW w:w="3265" w:type="dxa"/>
+            <w:tcW w:w="3220" w:type="dxa"/>
             <w:tcBorders/>
             <w:vAlign w:val="center"/>
           </w:tcPr>
@@ -739,7 +739,7 @@
         </w:tc>
         <w:tc>
           <w:tcPr>
-            <w:tcW w:w="3362" w:type="dxa"/>
+            <w:tcW w:w="3305" w:type="dxa"/>
             <w:tcBorders/>
             <w:vAlign w:val="center"/>
           </w:tcPr>
@@ -760,7 +760,7 @@
         </w:tc>
         <w:tc>
           <w:tcPr>
-            <w:tcW w:w="2008" w:type="dxa"/>
+            <w:tcW w:w="2120" w:type="dxa"/>
             <w:tcBorders/>
             <w:vAlign w:val="center"/>
           </w:tcPr>
@@ -786,7 +786,7 @@
         <w:trPr/>
         <w:tc>
           <w:tcPr>
-            <w:tcW w:w="1791" w:type="dxa"/>
+            <w:tcW w:w="1781" w:type="dxa"/>
             <w:tcBorders/>
             <w:vAlign w:val="center"/>
           </w:tcPr>
@@ -807,7 +807,7 @@
         </w:tc>
         <w:tc>
           <w:tcPr>
-            <w:tcW w:w="3265" w:type="dxa"/>
+            <w:tcW w:w="3220" w:type="dxa"/>
             <w:tcBorders/>
             <w:vAlign w:val="center"/>
           </w:tcPr>
@@ -828,7 +828,7 @@
         </w:tc>
         <w:tc>
           <w:tcPr>
-            <w:tcW w:w="3362" w:type="dxa"/>
+            <w:tcW w:w="3305" w:type="dxa"/>
             <w:tcBorders/>
             <w:vAlign w:val="center"/>
           </w:tcPr>
@@ -859,7 +859,7 @@
         </w:tc>
         <w:tc>
           <w:tcPr>
-            <w:tcW w:w="2008" w:type="dxa"/>
+            <w:tcW w:w="2120" w:type="dxa"/>
             <w:tcBorders/>
             <w:vAlign w:val="center"/>
           </w:tcPr>
@@ -885,7 +885,7 @@
         <w:trPr/>
         <w:tc>
           <w:tcPr>
-            <w:tcW w:w="1791" w:type="dxa"/>
+            <w:tcW w:w="1781" w:type="dxa"/>
             <w:tcBorders/>
             <w:vAlign w:val="center"/>
           </w:tcPr>
@@ -906,7 +906,7 @@
         </w:tc>
         <w:tc>
           <w:tcPr>
-            <w:tcW w:w="3265" w:type="dxa"/>
+            <w:tcW w:w="3220" w:type="dxa"/>
             <w:tcBorders/>
             <w:vAlign w:val="center"/>
           </w:tcPr>
@@ -927,7 +927,7 @@
         </w:tc>
         <w:tc>
           <w:tcPr>
-            <w:tcW w:w="3362" w:type="dxa"/>
+            <w:tcW w:w="3305" w:type="dxa"/>
             <w:tcBorders/>
             <w:vAlign w:val="center"/>
           </w:tcPr>
@@ -948,7 +948,7 @@
         </w:tc>
         <w:tc>
           <w:tcPr>
-            <w:tcW w:w="2008" w:type="dxa"/>
+            <w:tcW w:w="2120" w:type="dxa"/>
             <w:tcBorders/>
             <w:vAlign w:val="center"/>
           </w:tcPr>
@@ -974,7 +974,7 @@
         <w:trPr/>
         <w:tc>
           <w:tcPr>
-            <w:tcW w:w="1791" w:type="dxa"/>
+            <w:tcW w:w="1781" w:type="dxa"/>
             <w:tcBorders/>
             <w:vAlign w:val="center"/>
           </w:tcPr>
@@ -995,7 +995,7 @@
         </w:tc>
         <w:tc>
           <w:tcPr>
-            <w:tcW w:w="3265" w:type="dxa"/>
+            <w:tcW w:w="3220" w:type="dxa"/>
             <w:tcBorders/>
             <w:vAlign w:val="center"/>
           </w:tcPr>
@@ -1016,7 +1016,7 @@
         </w:tc>
         <w:tc>
           <w:tcPr>
-            <w:tcW w:w="3362" w:type="dxa"/>
+            <w:tcW w:w="3305" w:type="dxa"/>
             <w:tcBorders/>
             <w:vAlign w:val="center"/>
           </w:tcPr>
@@ -1037,7 +1037,7 @@
         </w:tc>
         <w:tc>
           <w:tcPr>
-            <w:tcW w:w="2008" w:type="dxa"/>
+            <w:tcW w:w="2120" w:type="dxa"/>
             <w:tcBorders/>
             <w:vAlign w:val="center"/>
           </w:tcPr>
@@ -1063,7 +1063,7 @@
         <w:trPr/>
         <w:tc>
           <w:tcPr>
-            <w:tcW w:w="1791" w:type="dxa"/>
+            <w:tcW w:w="1781" w:type="dxa"/>
             <w:tcBorders/>
             <w:vAlign w:val="center"/>
           </w:tcPr>
@@ -1084,7 +1084,7 @@
         </w:tc>
         <w:tc>
           <w:tcPr>
-            <w:tcW w:w="3265" w:type="dxa"/>
+            <w:tcW w:w="3220" w:type="dxa"/>
             <w:tcBorders/>
             <w:vAlign w:val="center"/>
           </w:tcPr>
@@ -1105,7 +1105,7 @@
         </w:tc>
         <w:tc>
           <w:tcPr>
-            <w:tcW w:w="3362" w:type="dxa"/>
+            <w:tcW w:w="3305" w:type="dxa"/>
             <w:tcBorders/>
             <w:vAlign w:val="center"/>
           </w:tcPr>
@@ -1126,7 +1126,7 @@
         </w:tc>
         <w:tc>
           <w:tcPr>
-            <w:tcW w:w="2008" w:type="dxa"/>
+            <w:tcW w:w="2120" w:type="dxa"/>
             <w:tcBorders/>
             <w:vAlign w:val="center"/>
           </w:tcPr>
@@ -1162,7 +1162,7 @@
         <w:trPr/>
         <w:tc>
           <w:tcPr>
-            <w:tcW w:w="1791" w:type="dxa"/>
+            <w:tcW w:w="1781" w:type="dxa"/>
             <w:tcBorders/>
             <w:vAlign w:val="center"/>
           </w:tcPr>
@@ -1183,7 +1183,7 @@
         </w:tc>
         <w:tc>
           <w:tcPr>
-            <w:tcW w:w="3265" w:type="dxa"/>
+            <w:tcW w:w="3220" w:type="dxa"/>
             <w:tcBorders/>
             <w:vAlign w:val="center"/>
           </w:tcPr>
@@ -1204,7 +1204,7 @@
         </w:tc>
         <w:tc>
           <w:tcPr>
-            <w:tcW w:w="3362" w:type="dxa"/>
+            <w:tcW w:w="3305" w:type="dxa"/>
             <w:tcBorders/>
             <w:vAlign w:val="center"/>
           </w:tcPr>
@@ -1225,7 +1225,7 @@
         </w:tc>
         <w:tc>
           <w:tcPr>
-            <w:tcW w:w="2008" w:type="dxa"/>
+            <w:tcW w:w="2120" w:type="dxa"/>
             <w:tcBorders/>
             <w:vAlign w:val="center"/>
           </w:tcPr>
@@ -1251,7 +1251,7 @@
         <w:trPr/>
         <w:tc>
           <w:tcPr>
-            <w:tcW w:w="1791" w:type="dxa"/>
+            <w:tcW w:w="1781" w:type="dxa"/>
             <w:tcBorders/>
             <w:vAlign w:val="center"/>
           </w:tcPr>
@@ -1272,7 +1272,7 @@
         </w:tc>
         <w:tc>
           <w:tcPr>
-            <w:tcW w:w="3265" w:type="dxa"/>
+            <w:tcW w:w="3220" w:type="dxa"/>
             <w:tcBorders/>
             <w:vAlign w:val="center"/>
           </w:tcPr>
@@ -1293,7 +1293,7 @@
         </w:tc>
         <w:tc>
           <w:tcPr>
-            <w:tcW w:w="3362" w:type="dxa"/>
+            <w:tcW w:w="3305" w:type="dxa"/>
             <w:tcBorders/>
             <w:vAlign w:val="center"/>
           </w:tcPr>
@@ -1320,7 +1320,7 @@
         </w:tc>
         <w:tc>
           <w:tcPr>
-            <w:tcW w:w="2008" w:type="dxa"/>
+            <w:tcW w:w="2120" w:type="dxa"/>
             <w:tcBorders/>
             <w:vAlign w:val="center"/>
           </w:tcPr>
@@ -1346,7 +1346,7 @@
         <w:trPr/>
         <w:tc>
           <w:tcPr>
-            <w:tcW w:w="1791" w:type="dxa"/>
+            <w:tcW w:w="1781" w:type="dxa"/>
             <w:tcBorders/>
             <w:vAlign w:val="center"/>
           </w:tcPr>
@@ -1367,7 +1367,7 @@
         </w:tc>
         <w:tc>
           <w:tcPr>
-            <w:tcW w:w="3265" w:type="dxa"/>
+            <w:tcW w:w="3220" w:type="dxa"/>
             <w:tcBorders/>
             <w:vAlign w:val="center"/>
           </w:tcPr>
@@ -1388,7 +1388,7 @@
         </w:tc>
         <w:tc>
           <w:tcPr>
-            <w:tcW w:w="3362" w:type="dxa"/>
+            <w:tcW w:w="3305" w:type="dxa"/>
             <w:tcBorders/>
             <w:vAlign w:val="center"/>
           </w:tcPr>
@@ -1409,7 +1409,7 @@
         </w:tc>
         <w:tc>
           <w:tcPr>
-            <w:tcW w:w="2008" w:type="dxa"/>
+            <w:tcW w:w="2120" w:type="dxa"/>
             <w:tcBorders/>
             <w:vAlign w:val="center"/>
           </w:tcPr>
@@ -1435,7 +1435,7 @@
         <w:trPr/>
         <w:tc>
           <w:tcPr>
-            <w:tcW w:w="1791" w:type="dxa"/>
+            <w:tcW w:w="1781" w:type="dxa"/>
             <w:tcBorders/>
             <w:vAlign w:val="center"/>
           </w:tcPr>
@@ -1456,7 +1456,7 @@
         </w:tc>
         <w:tc>
           <w:tcPr>
-            <w:tcW w:w="3265" w:type="dxa"/>
+            <w:tcW w:w="3220" w:type="dxa"/>
             <w:tcBorders/>
             <w:vAlign w:val="center"/>
           </w:tcPr>
@@ -1477,7 +1477,7 @@
         </w:tc>
         <w:tc>
           <w:tcPr>
-            <w:tcW w:w="3362" w:type="dxa"/>
+            <w:tcW w:w="3305" w:type="dxa"/>
             <w:tcBorders/>
             <w:vAlign w:val="center"/>
           </w:tcPr>
@@ -1498,7 +1498,7 @@
         </w:tc>
         <w:tc>
           <w:tcPr>
-            <w:tcW w:w="2008" w:type="dxa"/>
+            <w:tcW w:w="2120" w:type="dxa"/>
             <w:tcBorders/>
             <w:vAlign w:val="center"/>
           </w:tcPr>
@@ -1524,7 +1524,7 @@
         <w:trPr/>
         <w:tc>
           <w:tcPr>
-            <w:tcW w:w="1791" w:type="dxa"/>
+            <w:tcW w:w="1781" w:type="dxa"/>
             <w:tcBorders/>
             <w:vAlign w:val="center"/>
           </w:tcPr>
@@ -1545,7 +1545,7 @@
         </w:tc>
         <w:tc>
           <w:tcPr>
-            <w:tcW w:w="3265" w:type="dxa"/>
+            <w:tcW w:w="3220" w:type="dxa"/>
             <w:tcBorders/>
             <w:vAlign w:val="center"/>
           </w:tcPr>
@@ -1566,7 +1566,7 @@
         </w:tc>
         <w:tc>
           <w:tcPr>
-            <w:tcW w:w="3362" w:type="dxa"/>
+            <w:tcW w:w="3305" w:type="dxa"/>
             <w:tcBorders/>
             <w:vAlign w:val="center"/>
           </w:tcPr>
@@ -1587,7 +1587,7 @@
         </w:tc>
         <w:tc>
           <w:tcPr>
-            <w:tcW w:w="2008" w:type="dxa"/>
+            <w:tcW w:w="2120" w:type="dxa"/>
             <w:tcBorders/>
             <w:vAlign w:val="center"/>
           </w:tcPr>
@@ -1613,7 +1613,7 @@
         <w:trPr/>
         <w:tc>
           <w:tcPr>
-            <w:tcW w:w="1791" w:type="dxa"/>
+            <w:tcW w:w="1781" w:type="dxa"/>
             <w:tcBorders/>
             <w:vAlign w:val="center"/>
           </w:tcPr>
@@ -1634,49 +1634,55 @@
         </w:tc>
         <w:tc>
           <w:tcPr>
-            <w:tcW w:w="3265" w:type="dxa"/>
-            <w:tcBorders/>
-            <w:vAlign w:val="center"/>
-          </w:tcPr>
-          <w:p>
-            <w:pPr>
-              <w:pStyle w:val="TableContents"/>
-              <w:widowControl w:val="false"/>
-              <w:suppressLineNumbers/>
-              <w:bidi w:val="0"/>
-              <w:jc w:val="left"/>
-              <w:rPr/>
-            </w:pPr>
-            <w:r>
-              <w:rPr/>
-              <w:t>Append-only SHA-256 hash chain of every action</w:t>
-            </w:r>
-          </w:p>
-        </w:tc>
-        <w:tc>
-          <w:tcPr>
-            <w:tcW w:w="3362" w:type="dxa"/>
-            <w:tcBorders/>
-            <w:vAlign w:val="center"/>
-          </w:tcPr>
-          <w:p>
-            <w:pPr>
-              <w:pStyle w:val="TableContents"/>
-              <w:widowControl w:val="false"/>
-              <w:suppressLineNumbers/>
-              <w:bidi w:val="0"/>
-              <w:jc w:val="left"/>
-              <w:rPr/>
-            </w:pPr>
-            <w:r>
-              <w:rPr/>
-              <w:t>Python</w:t>
-            </w:r>
-          </w:p>
-        </w:tc>
-        <w:tc>
-          <w:tcPr>
-            <w:tcW w:w="2008" w:type="dxa"/>
+            <w:tcW w:w="3220" w:type="dxa"/>
+            <w:tcBorders/>
+            <w:vAlign w:val="center"/>
+          </w:tcPr>
+          <w:p>
+            <w:pPr>
+              <w:pStyle w:val="TableContents"/>
+              <w:widowControl w:val="false"/>
+              <w:suppressLineNumbers/>
+              <w:bidi w:val="0"/>
+              <w:jc w:val="left"/>
+              <w:rPr/>
+            </w:pPr>
+            <w:r>
+              <w:rPr/>
+              <w:t>Append-only SHA-256 hash chain of every action; daily anchor on Ethereum Sepolia</w:t>
+            </w:r>
+          </w:p>
+        </w:tc>
+        <w:tc>
+          <w:tcPr>
+            <w:tcW w:w="3305" w:type="dxa"/>
+            <w:tcBorders/>
+            <w:vAlign w:val="center"/>
+          </w:tcPr>
+          <w:p>
+            <w:pPr>
+              <w:pStyle w:val="TableContents"/>
+              <w:widowControl w:val="false"/>
+              <w:suppressLineNumbers/>
+              <w:bidi w:val="0"/>
+              <w:jc w:val="left"/>
+              <w:rPr/>
+            </w:pPr>
+            <w:r>
+              <w:rPr/>
+              <w:t xml:space="preserve">Python, </w:t>
+            </w:r>
+            <w:r>
+              <w:rPr>
+                <w:rStyle w:val="SourceText"/>
+              </w:rPr>
+              <w:t>eth-account</w:t>
+            </w:r>
+          </w:p>
+        </w:tc>
+        <w:tc>
+          <w:tcPr>
+            <w:tcW w:w="2120" w:type="dxa"/>
             <w:tcBorders/>
             <w:vAlign w:val="center"/>
           </w:tcPr>
@@ -1695,6 +1701,16 @@
               </w:rPr>
               <w:t>backend/app/services/audit.py</w:t>
             </w:r>
+            <w:r>
+              <w:rPr/>
+              <w:t xml:space="preserve">, </w:t>
+            </w:r>
+            <w:r>
+              <w:rPr>
+                <w:rStyle w:val="SourceText"/>
+              </w:rPr>
+              <w:t>backend/app/services/anchor.py</w:t>
+            </w:r>
           </w:p>
         </w:tc>
       </w:tr>
@@ -1702,7 +1718,7 @@
         <w:trPr/>
         <w:tc>
           <w:tcPr>
-            <w:tcW w:w="1791" w:type="dxa"/>
+            <w:tcW w:w="1781" w:type="dxa"/>
             <w:tcBorders/>
             <w:vAlign w:val="center"/>
           </w:tcPr>
@@ -1723,7 +1739,7 @@
         </w:tc>
         <w:tc>
           <w:tcPr>
-            <w:tcW w:w="3265" w:type="dxa"/>
+            <w:tcW w:w="3220" w:type="dxa"/>
             <w:tcBorders/>
             <w:vAlign w:val="center"/>
           </w:tcPr>
@@ -1744,7 +1760,7 @@
         </w:tc>
         <w:tc>
           <w:tcPr>
-            <w:tcW w:w="3362" w:type="dxa"/>
+            <w:tcW w:w="3305" w:type="dxa"/>
             <w:tcBorders/>
             <w:vAlign w:val="center"/>
           </w:tcPr>
@@ -1765,7 +1781,7 @@
         </w:tc>
         <w:tc>
           <w:tcPr>
-            <w:tcW w:w="2008" w:type="dxa"/>
+            <w:tcW w:w="2120" w:type="dxa"/>
             <w:tcBorders/>
             <w:vAlign w:val="center"/>
           </w:tcPr>
@@ -3253,9 +3269,9 @@
         </w:tblCellMar>
       </w:tblPr>
       <w:tblGrid>
-        <w:gridCol w:w="2193"/>
-        <w:gridCol w:w="3394"/>
-        <w:gridCol w:w="4839"/>
+        <w:gridCol w:w="2069"/>
+        <w:gridCol w:w="3758"/>
+        <w:gridCol w:w="4599"/>
       </w:tblGrid>
       <w:tr>
         <w:trPr>
@@ -3263,7 +3279,7 @@
         </w:trPr>
         <w:tc>
           <w:tcPr>
-            <w:tcW w:w="2193" w:type="dxa"/>
+            <w:tcW w:w="2069" w:type="dxa"/>
             <w:tcBorders/>
             <w:vAlign w:val="center"/>
           </w:tcPr>
@@ -3284,7 +3300,7 @@
         </w:tc>
         <w:tc>
           <w:tcPr>
-            <w:tcW w:w="3394" w:type="dxa"/>
+            <w:tcW w:w="3758" w:type="dxa"/>
             <w:tcBorders/>
             <w:vAlign w:val="center"/>
           </w:tcPr>
@@ -3305,7 +3321,7 @@
         </w:tc>
         <w:tc>
           <w:tcPr>
-            <w:tcW w:w="4839" w:type="dxa"/>
+            <w:tcW w:w="4599" w:type="dxa"/>
             <w:tcBorders/>
             <w:vAlign w:val="center"/>
           </w:tcPr>
@@ -3329,7 +3345,7 @@
         <w:trPr/>
         <w:tc>
           <w:tcPr>
-            <w:tcW w:w="2193" w:type="dxa"/>
+            <w:tcW w:w="2069" w:type="dxa"/>
             <w:tcBorders/>
             <w:vAlign w:val="center"/>
           </w:tcPr>
@@ -3350,7 +3366,7 @@
         </w:tc>
         <w:tc>
           <w:tcPr>
-            <w:tcW w:w="3394" w:type="dxa"/>
+            <w:tcW w:w="3758" w:type="dxa"/>
             <w:tcBorders/>
             <w:vAlign w:val="center"/>
           </w:tcPr>
@@ -3371,7 +3387,7 @@
         </w:tc>
         <w:tc>
           <w:tcPr>
-            <w:tcW w:w="4839" w:type="dxa"/>
+            <w:tcW w:w="4599" w:type="dxa"/>
             <w:tcBorders/>
             <w:vAlign w:val="center"/>
           </w:tcPr>
@@ -3395,7 +3411,7 @@
         <w:trPr/>
         <w:tc>
           <w:tcPr>
-            <w:tcW w:w="2193" w:type="dxa"/>
+            <w:tcW w:w="2069" w:type="dxa"/>
             <w:tcBorders/>
             <w:vAlign w:val="center"/>
           </w:tcPr>
@@ -3416,7 +3432,7 @@
         </w:tc>
         <w:tc>
           <w:tcPr>
-            <w:tcW w:w="3394" w:type="dxa"/>
+            <w:tcW w:w="3758" w:type="dxa"/>
             <w:tcBorders/>
             <w:vAlign w:val="center"/>
           </w:tcPr>
@@ -3437,7 +3453,7 @@
         </w:tc>
         <w:tc>
           <w:tcPr>
-            <w:tcW w:w="4839" w:type="dxa"/>
+            <w:tcW w:w="4599" w:type="dxa"/>
             <w:tcBorders/>
             <w:vAlign w:val="center"/>
           </w:tcPr>
@@ -3461,7 +3477,7 @@
         <w:trPr/>
         <w:tc>
           <w:tcPr>
-            <w:tcW w:w="2193" w:type="dxa"/>
+            <w:tcW w:w="2069" w:type="dxa"/>
             <w:tcBorders/>
             <w:vAlign w:val="center"/>
           </w:tcPr>
@@ -3482,7 +3498,7 @@
         </w:tc>
         <w:tc>
           <w:tcPr>
-            <w:tcW w:w="3394" w:type="dxa"/>
+            <w:tcW w:w="3758" w:type="dxa"/>
             <w:tcBorders/>
             <w:vAlign w:val="center"/>
           </w:tcPr>
@@ -3503,7 +3519,7 @@
         </w:tc>
         <w:tc>
           <w:tcPr>
-            <w:tcW w:w="4839" w:type="dxa"/>
+            <w:tcW w:w="4599" w:type="dxa"/>
             <w:tcBorders/>
             <w:vAlign w:val="center"/>
           </w:tcPr>
@@ -3527,7 +3543,7 @@
         <w:trPr/>
         <w:tc>
           <w:tcPr>
-            <w:tcW w:w="2193" w:type="dxa"/>
+            <w:tcW w:w="2069" w:type="dxa"/>
             <w:tcBorders/>
             <w:vAlign w:val="center"/>
           </w:tcPr>
@@ -3548,7 +3564,7 @@
         </w:tc>
         <w:tc>
           <w:tcPr>
-            <w:tcW w:w="3394" w:type="dxa"/>
+            <w:tcW w:w="3758" w:type="dxa"/>
             <w:tcBorders/>
             <w:vAlign w:val="center"/>
           </w:tcPr>
@@ -3569,7 +3585,7 @@
         </w:tc>
         <w:tc>
           <w:tcPr>
-            <w:tcW w:w="4839" w:type="dxa"/>
+            <w:tcW w:w="4599" w:type="dxa"/>
             <w:tcBorders/>
             <w:vAlign w:val="center"/>
           </w:tcPr>
@@ -3593,7 +3609,7 @@
         <w:trPr/>
         <w:tc>
           <w:tcPr>
-            <w:tcW w:w="2193" w:type="dxa"/>
+            <w:tcW w:w="2069" w:type="dxa"/>
             <w:tcBorders/>
             <w:vAlign w:val="center"/>
           </w:tcPr>
@@ -3614,7 +3630,7 @@
         </w:tc>
         <w:tc>
           <w:tcPr>
-            <w:tcW w:w="3394" w:type="dxa"/>
+            <w:tcW w:w="3758" w:type="dxa"/>
             <w:tcBorders/>
             <w:vAlign w:val="center"/>
           </w:tcPr>
@@ -3635,7 +3651,7 @@
         </w:tc>
         <w:tc>
           <w:tcPr>
-            <w:tcW w:w="4839" w:type="dxa"/>
+            <w:tcW w:w="4599" w:type="dxa"/>
             <w:tcBorders/>
             <w:vAlign w:val="center"/>
           </w:tcPr>
@@ -3659,7 +3675,7 @@
         <w:trPr/>
         <w:tc>
           <w:tcPr>
-            <w:tcW w:w="2193" w:type="dxa"/>
+            <w:tcW w:w="2069" w:type="dxa"/>
             <w:tcBorders/>
             <w:vAlign w:val="center"/>
           </w:tcPr>
@@ -3680,7 +3696,7 @@
         </w:tc>
         <w:tc>
           <w:tcPr>
-            <w:tcW w:w="3394" w:type="dxa"/>
+            <w:tcW w:w="3758" w:type="dxa"/>
             <w:tcBorders/>
             <w:vAlign w:val="center"/>
           </w:tcPr>
@@ -3701,7 +3717,7 @@
         </w:tc>
         <w:tc>
           <w:tcPr>
-            <w:tcW w:w="4839" w:type="dxa"/>
+            <w:tcW w:w="4599" w:type="dxa"/>
             <w:tcBorders/>
             <w:vAlign w:val="center"/>
           </w:tcPr>
@@ -3725,7 +3741,7 @@
         <w:trPr/>
         <w:tc>
           <w:tcPr>
-            <w:tcW w:w="2193" w:type="dxa"/>
+            <w:tcW w:w="2069" w:type="dxa"/>
             <w:tcBorders/>
             <w:vAlign w:val="center"/>
           </w:tcPr>
@@ -3746,7 +3762,7 @@
         </w:tc>
         <w:tc>
           <w:tcPr>
-            <w:tcW w:w="3394" w:type="dxa"/>
+            <w:tcW w:w="3758" w:type="dxa"/>
             <w:tcBorders/>
             <w:vAlign w:val="center"/>
           </w:tcPr>
@@ -3767,7 +3783,7 @@
         </w:tc>
         <w:tc>
           <w:tcPr>
-            <w:tcW w:w="4839" w:type="dxa"/>
+            <w:tcW w:w="4599" w:type="dxa"/>
             <w:tcBorders/>
             <w:vAlign w:val="center"/>
           </w:tcPr>
@@ -3791,7 +3807,7 @@
         <w:trPr/>
         <w:tc>
           <w:tcPr>
-            <w:tcW w:w="2193" w:type="dxa"/>
+            <w:tcW w:w="2069" w:type="dxa"/>
             <w:tcBorders/>
             <w:vAlign w:val="center"/>
           </w:tcPr>
@@ -3812,7 +3828,7 @@
         </w:tc>
         <w:tc>
           <w:tcPr>
-            <w:tcW w:w="3394" w:type="dxa"/>
+            <w:tcW w:w="3758" w:type="dxa"/>
             <w:tcBorders/>
             <w:vAlign w:val="center"/>
           </w:tcPr>
@@ -3833,7 +3849,7 @@
         </w:tc>
         <w:tc>
           <w:tcPr>
-            <w:tcW w:w="4839" w:type="dxa"/>
+            <w:tcW w:w="4599" w:type="dxa"/>
             <w:tcBorders/>
             <w:vAlign w:val="center"/>
           </w:tcPr>
@@ -3867,7 +3883,7 @@
         <w:trPr/>
         <w:tc>
           <w:tcPr>
-            <w:tcW w:w="2193" w:type="dxa"/>
+            <w:tcW w:w="2069" w:type="dxa"/>
             <w:tcBorders/>
             <w:vAlign w:val="center"/>
           </w:tcPr>
@@ -3888,43 +3904,43 @@
         </w:tc>
         <w:tc>
           <w:tcPr>
-            <w:tcW w:w="3394" w:type="dxa"/>
-            <w:tcBorders/>
-            <w:vAlign w:val="center"/>
-          </w:tcPr>
-          <w:p>
-            <w:pPr>
-              <w:pStyle w:val="TableContents"/>
-              <w:widowControl w:val="false"/>
-              <w:suppressLineNumbers/>
-              <w:bidi w:val="0"/>
-              <w:jc w:val="left"/>
-              <w:rPr/>
-            </w:pPr>
-            <w:r>
-              <w:rPr/>
-              <w:t>Changing a past transaction in the database</w:t>
-            </w:r>
-          </w:p>
-        </w:tc>
-        <w:tc>
-          <w:tcPr>
-            <w:tcW w:w="4839" w:type="dxa"/>
-            <w:tcBorders/>
-            <w:vAlign w:val="center"/>
-          </w:tcPr>
-          <w:p>
-            <w:pPr>
-              <w:pStyle w:val="TableContents"/>
-              <w:widowControl w:val="false"/>
-              <w:suppressLineNumbers/>
-              <w:bidi w:val="0"/>
-              <w:jc w:val="left"/>
-              <w:rPr/>
-            </w:pPr>
-            <w:r>
-              <w:rPr/>
-              <w:t>Hash-chained audit log; receipt codes break if the payment changes</w:t>
+            <w:tcW w:w="3758" w:type="dxa"/>
+            <w:tcBorders/>
+            <w:vAlign w:val="center"/>
+          </w:tcPr>
+          <w:p>
+            <w:pPr>
+              <w:pStyle w:val="TableContents"/>
+              <w:widowControl w:val="false"/>
+              <w:suppressLineNumbers/>
+              <w:bidi w:val="0"/>
+              <w:jc w:val="left"/>
+              <w:rPr/>
+            </w:pPr>
+            <w:r>
+              <w:rPr/>
+              <w:t>Changing a past transaction in the database, even rewriting the whole log consistently</w:t>
+            </w:r>
+          </w:p>
+        </w:tc>
+        <w:tc>
+          <w:tcPr>
+            <w:tcW w:w="4599" w:type="dxa"/>
+            <w:tcBorders/>
+            <w:vAlign w:val="center"/>
+          </w:tcPr>
+          <w:p>
+            <w:pPr>
+              <w:pStyle w:val="TableContents"/>
+              <w:widowControl w:val="false"/>
+              <w:suppressLineNumbers/>
+              <w:bidi w:val="0"/>
+              <w:jc w:val="left"/>
+              <w:rPr/>
+            </w:pPr>
+            <w:r>
+              <w:rPr/>
+              <w:t>Hash-chained audit log anchored daily on a public test blockchain; receipt codes break if the payment changes</w:t>
             </w:r>
           </w:p>
         </w:tc>
@@ -3933,7 +3949,7 @@
         <w:trPr/>
         <w:tc>
           <w:tcPr>
-            <w:tcW w:w="2193" w:type="dxa"/>
+            <w:tcW w:w="2069" w:type="dxa"/>
             <w:tcBorders/>
             <w:vAlign w:val="center"/>
           </w:tcPr>
@@ -3954,7 +3970,7 @@
         </w:tc>
         <w:tc>
           <w:tcPr>
-            <w:tcW w:w="3394" w:type="dxa"/>
+            <w:tcW w:w="3758" w:type="dxa"/>
             <w:tcBorders/>
             <w:vAlign w:val="center"/>
           </w:tcPr>
@@ -3975,7 +3991,7 @@
         </w:tc>
         <w:tc>
           <w:tcPr>
-            <w:tcW w:w="4839" w:type="dxa"/>
+            <w:tcW w:w="4599" w:type="dxa"/>
             <w:tcBorders/>
             <w:vAlign w:val="center"/>
           </w:tcPr>
@@ -3999,7 +4015,7 @@
         <w:trPr/>
         <w:tc>
           <w:tcPr>
-            <w:tcW w:w="2193" w:type="dxa"/>
+            <w:tcW w:w="2069" w:type="dxa"/>
             <w:tcBorders/>
             <w:vAlign w:val="center"/>
           </w:tcPr>
@@ -4020,7 +4036,7 @@
         </w:tc>
         <w:tc>
           <w:tcPr>
-            <w:tcW w:w="3394" w:type="dxa"/>
+            <w:tcW w:w="3758" w:type="dxa"/>
             <w:tcBorders/>
             <w:vAlign w:val="center"/>
           </w:tcPr>
@@ -4041,7 +4057,7 @@
         </w:tc>
         <w:tc>
           <w:tcPr>
-            <w:tcW w:w="4839" w:type="dxa"/>
+            <w:tcW w:w="4599" w:type="dxa"/>
             <w:tcBorders/>
             <w:vAlign w:val="center"/>
           </w:tcPr>
@@ -5578,7 +5594,226 @@
       </w:pPr>
       <w:r>
         <w:rPr/>
-        <w:t>2.10 Data protection and privacy</w:t>
+        <w:t>2.10 Blockchain anchoring of the audit log</w:t>
+      </w:r>
+    </w:p>
+    <w:p>
+      <w:pPr>
+        <w:pStyle w:val="BodyText"/>
+        <w:bidi w:val="0"/>
+        <w:jc w:val="left"/>
+        <w:rPr/>
+      </w:pPr>
+      <w:r>
+        <w:rPr/>
+        <w:t xml:space="preserve">The audit log's hash chain shows any edit </w:t>
+      </w:r>
+      <w:r>
+        <w:rPr>
+          <w:rStyle w:val="Strong"/>
+        </w:rPr>
+        <w:t>unless</w:t>
+      </w:r>
+      <w:r>
+        <w:rPr/>
+        <w:t xml:space="preserve"> someone rewrites the whole chain consistently, which a database administrator could do. To close that gap, MoneyMate writes the latest entry's hash to a public Ethereum </w:t>
+      </w:r>
+      <w:r>
+        <w:rPr>
+          <w:rStyle w:val="Strong"/>
+        </w:rPr>
+        <w:t>test</w:t>
+      </w:r>
+      <w:r>
+        <w:rPr/>
+        <w:t xml:space="preserve"> network (Sepolia) once a day:</w:t>
+      </w:r>
+    </w:p>
+    <w:p>
+      <w:pPr>
+        <w:pStyle w:val="BodyText"/>
+        <w:numPr>
+          <w:ilvl w:val="0"/>
+          <w:numId w:val="10"/>
+        </w:numPr>
+        <w:tabs>
+          <w:tab w:val="clear" w:pos="709"/>
+          <w:tab w:val="left" w:pos="709" w:leader="none"/>
+        </w:tabs>
+        <w:bidi w:val="0"/>
+        <w:spacing w:before="0" w:after="0"/>
+        <w:ind w:hanging="283" w:left="709"/>
+        <w:jc w:val="left"/>
+        <w:rPr/>
+      </w:pPr>
+      <w:r>
+        <w:rPr/>
+        <w:t xml:space="preserve">The transaction is a zero-value transfer from the anchor wallet to itself. Its data field holds 44 bytes: </w:t>
+      </w:r>
+      <w:r>
+        <w:rPr>
+          <w:rStyle w:val="SourceText"/>
+        </w:rPr>
+        <w:t>MMA1</w:t>
+      </w:r>
+      <w:r>
+        <w:rPr/>
+        <w:t xml:space="preserve"> + entry number + the entry's SHA-256 hash. One anchor covers every earlier entry, including every verified payment and every issued payment history report. </w:t>
+      </w:r>
+    </w:p>
+    <w:p>
+      <w:pPr>
+        <w:pStyle w:val="BodyText"/>
+        <w:numPr>
+          <w:ilvl w:val="0"/>
+          <w:numId w:val="10"/>
+        </w:numPr>
+        <w:tabs>
+          <w:tab w:val="clear" w:pos="709"/>
+          <w:tab w:val="left" w:pos="709" w:leader="none"/>
+        </w:tabs>
+        <w:bidi w:val="0"/>
+        <w:spacing w:before="0" w:after="0"/>
+        <w:ind w:hanging="283" w:left="709"/>
+        <w:jc w:val="left"/>
+        <w:rPr/>
+      </w:pPr>
+      <w:r>
+        <w:rPr>
+          <w:rStyle w:val="SourceText"/>
+        </w:rPr>
+        <w:t>GET /api/audit/verify</w:t>
+      </w:r>
+      <w:r>
+        <w:rPr/>
+        <w:t xml:space="preserve"> compares each anchor, </w:t>
+      </w:r>
+      <w:r>
+        <w:rPr>
+          <w:rStyle w:val="Strong"/>
+        </w:rPr>
+        <w:t>fetched from the blockchain itself</w:t>
+      </w:r>
+      <w:r>
+        <w:rPr/>
+        <w:t xml:space="preserve">, with the log. A rewritten log no longer matches, and the app's </w:t>
+      </w:r>
+      <w:r>
+        <w:rPr>
+          <w:rStyle w:val="Strong"/>
+        </w:rPr>
+        <w:t>Log intact</w:t>
+      </w:r>
+      <w:r>
+        <w:rPr/>
+        <w:t xml:space="preserve"> chip turns into </w:t>
+      </w:r>
+      <w:r>
+        <w:rPr>
+          <w:rStyle w:val="Strong"/>
+        </w:rPr>
+        <w:t>Log altered</w:t>
+      </w:r>
+      <w:r>
+        <w:rPr/>
+        <w:t xml:space="preserve">. </w:t>
+      </w:r>
+    </w:p>
+    <w:p>
+      <w:pPr>
+        <w:pStyle w:val="BodyText"/>
+        <w:numPr>
+          <w:ilvl w:val="0"/>
+          <w:numId w:val="10"/>
+        </w:numPr>
+        <w:tabs>
+          <w:tab w:val="clear" w:pos="709"/>
+          <w:tab w:val="left" w:pos="709" w:leader="none"/>
+        </w:tabs>
+        <w:bidi w:val="0"/>
+        <w:spacing w:before="0" w:after="0"/>
+        <w:ind w:hanging="283" w:left="709"/>
+        <w:jc w:val="left"/>
+        <w:rPr/>
+      </w:pPr>
+      <w:r>
+        <w:rPr/>
+        <w:t xml:space="preserve">Only test networks are allowed, only hashes go on-chain, the wallet key never leaves the server's environment, and a blockchain outage never affects payments. </w:t>
+      </w:r>
+    </w:p>
+    <w:p>
+      <w:pPr>
+        <w:pStyle w:val="BodyText"/>
+        <w:numPr>
+          <w:ilvl w:val="0"/>
+          <w:numId w:val="10"/>
+        </w:numPr>
+        <w:tabs>
+          <w:tab w:val="clear" w:pos="709"/>
+          <w:tab w:val="left" w:pos="709" w:leader="none"/>
+        </w:tabs>
+        <w:bidi w:val="0"/>
+        <w:ind w:hanging="283" w:left="709"/>
+        <w:jc w:val="left"/>
+        <w:rPr/>
+      </w:pPr>
+      <w:r>
+        <w:rPr/>
+        <w:t xml:space="preserve">Receipts and payment history reports show </w:t>
+      </w:r>
+      <w:r>
+        <w:rPr>
+          <w:rStyle w:val="Strong"/>
+        </w:rPr>
+        <w:t>Secured on blockchain</w:t>
+      </w:r>
+      <w:r>
+        <w:rPr/>
+        <w:t xml:space="preserve"> with a link to the transaction on sepolia.etherscan.io, so a landlord or visa office has independent proof that the record existed unchanged. </w:t>
+      </w:r>
+    </w:p>
+    <w:p>
+      <w:pPr>
+        <w:pStyle w:val="BodyText"/>
+        <w:bidi w:val="0"/>
+        <w:jc w:val="left"/>
+        <w:rPr/>
+      </w:pPr>
+      <w:r>
+        <w:rPr/>
+        <w:t xml:space="preserve">Code: </w:t>
+      </w:r>
+      <w:r>
+        <w:rPr>
+          <w:rStyle w:val="SourceText"/>
+        </w:rPr>
+        <w:t>backend/app/services/anchor.py</w:t>
+      </w:r>
+      <w:r>
+        <w:rPr/>
+        <w:t xml:space="preserve">; app: </w:t>
+      </w:r>
+      <w:r>
+        <w:rPr>
+          <w:rStyle w:val="SourceText"/>
+        </w:rPr>
+        <w:t>app/lib/features/activity/integrity_sheet.dart</w:t>
+      </w:r>
+      <w:r>
+        <w:rPr/>
+        <w:t>.</w:t>
+      </w:r>
+    </w:p>
+    <w:p>
+      <w:pPr>
+        <w:pStyle w:val="Heading3"/>
+        <w:bidi w:val="0"/>
+        <w:jc w:val="left"/>
+        <w:rPr/>
+      </w:pPr>
+      <w:r>
+        <w:rPr/>
+        <w:t>2.11 Data protection and privacy</w:t>
       </w:r>
     </w:p>
     <w:tbl>
@@ -5970,7 +6205,7 @@
       </w:pPr>
       <w:r>
         <w:rPr/>
-        <w:t>2.11 Residual risks and next steps</w:t>
+        <w:t>2.12 Residual risks and next steps</w:t>
       </w:r>
     </w:p>
     <w:p>
@@ -6635,7 +6870,7 @@
       </w:pPr>
       <w:r>
         <w:rPr/>
-        <w:t>2.12 Evidence</w:t>
+        <w:t>2.13 Evidence</w:t>
       </w:r>
     </w:p>
     <w:p>
@@ -6653,7 +6888,7 @@
         <w:rPr>
           <w:rStyle w:val="Strong"/>
         </w:rPr>
-        <w:t>64 backend tests</w:t>
+        <w:t>85 backend tests</w:t>
       </w:r>
       <w:r>
         <w:rPr/>
@@ -6673,7 +6908,7 @@
         <w:rPr>
           <w:rStyle w:val="Strong"/>
         </w:rPr>
-        <w:t>12 app tests</w:t>
+        <w:t>15 app tests</w:t>
       </w:r>
       <w:r>
         <w:rPr/>
@@ -6704,8 +6939,8 @@
         </w:tblCellMar>
       </w:tblPr>
       <w:tblGrid>
-        <w:gridCol w:w="2670"/>
-        <w:gridCol w:w="7756"/>
+        <w:gridCol w:w="2664"/>
+        <w:gridCol w:w="7762"/>
       </w:tblGrid>
       <w:tr>
         <w:trPr>
@@ -6713,7 +6948,7 @@
         </w:trPr>
         <w:tc>
           <w:tcPr>
-            <w:tcW w:w="2670" w:type="dxa"/>
+            <w:tcW w:w="2664" w:type="dxa"/>
             <w:tcBorders/>
             <w:vAlign w:val="center"/>
           </w:tcPr>
@@ -6734,7 +6969,7 @@
         </w:tc>
         <w:tc>
           <w:tcPr>
-            <w:tcW w:w="7756" w:type="dxa"/>
+            <w:tcW w:w="7762" w:type="dxa"/>
             <w:tcBorders/>
             <w:vAlign w:val="center"/>
           </w:tcPr>
@@ -6768,7 +7003,7 @@
         <w:trPr/>
         <w:tc>
           <w:tcPr>
-            <w:tcW w:w="2670" w:type="dxa"/>
+            <w:tcW w:w="2664" w:type="dxa"/>
             <w:tcBorders/>
             <w:vAlign w:val="center"/>
           </w:tcPr>
@@ -6789,7 +7024,7 @@
         </w:tc>
         <w:tc>
           <w:tcPr>
-            <w:tcW w:w="7756" w:type="dxa"/>
+            <w:tcW w:w="7762" w:type="dxa"/>
             <w:tcBorders/>
             <w:vAlign w:val="center"/>
           </w:tcPr>
@@ -6815,7 +7050,7 @@
         <w:trPr/>
         <w:tc>
           <w:tcPr>
-            <w:tcW w:w="2670" w:type="dxa"/>
+            <w:tcW w:w="2664" w:type="dxa"/>
             <w:tcBorders/>
             <w:vAlign w:val="center"/>
           </w:tcPr>
@@ -6836,7 +7071,7 @@
         </w:tc>
         <w:tc>
           <w:tcPr>
-            <w:tcW w:w="7756" w:type="dxa"/>
+            <w:tcW w:w="7762" w:type="dxa"/>
             <w:tcBorders/>
             <w:vAlign w:val="center"/>
           </w:tcPr>
@@ -6882,7 +7117,7 @@
         <w:trPr/>
         <w:tc>
           <w:tcPr>
-            <w:tcW w:w="2670" w:type="dxa"/>
+            <w:tcW w:w="2664" w:type="dxa"/>
             <w:tcBorders/>
             <w:vAlign w:val="center"/>
           </w:tcPr>
@@ -6903,7 +7138,7 @@
         </w:tc>
         <w:tc>
           <w:tcPr>
-            <w:tcW w:w="7756" w:type="dxa"/>
+            <w:tcW w:w="7762" w:type="dxa"/>
             <w:tcBorders/>
             <w:vAlign w:val="center"/>
           </w:tcPr>
@@ -6939,7 +7174,7 @@
         <w:trPr/>
         <w:tc>
           <w:tcPr>
-            <w:tcW w:w="2670" w:type="dxa"/>
+            <w:tcW w:w="2664" w:type="dxa"/>
             <w:tcBorders/>
             <w:vAlign w:val="center"/>
           </w:tcPr>
@@ -6960,7 +7195,7 @@
         </w:tc>
         <w:tc>
           <w:tcPr>
-            <w:tcW w:w="7756" w:type="dxa"/>
+            <w:tcW w:w="7762" w:type="dxa"/>
             <w:tcBorders/>
             <w:vAlign w:val="center"/>
           </w:tcPr>
@@ -7006,7 +7241,7 @@
         <w:trPr/>
         <w:tc>
           <w:tcPr>
-            <w:tcW w:w="2670" w:type="dxa"/>
+            <w:tcW w:w="2664" w:type="dxa"/>
             <w:tcBorders/>
             <w:vAlign w:val="center"/>
           </w:tcPr>
@@ -7027,7 +7262,7 @@
         </w:tc>
         <w:tc>
           <w:tcPr>
-            <w:tcW w:w="7756" w:type="dxa"/>
+            <w:tcW w:w="7762" w:type="dxa"/>
             <w:tcBorders/>
             <w:vAlign w:val="center"/>
           </w:tcPr>
@@ -7063,7 +7298,7 @@
         <w:trPr/>
         <w:tc>
           <w:tcPr>
-            <w:tcW w:w="2670" w:type="dxa"/>
+            <w:tcW w:w="2664" w:type="dxa"/>
             <w:tcBorders/>
             <w:vAlign w:val="center"/>
           </w:tcPr>
@@ -7084,7 +7319,7 @@
         </w:tc>
         <w:tc>
           <w:tcPr>
-            <w:tcW w:w="7756" w:type="dxa"/>
+            <w:tcW w:w="7762" w:type="dxa"/>
             <w:tcBorders/>
             <w:vAlign w:val="center"/>
           </w:tcPr>
@@ -7140,7 +7375,7 @@
         <w:trPr/>
         <w:tc>
           <w:tcPr>
-            <w:tcW w:w="2670" w:type="dxa"/>
+            <w:tcW w:w="2664" w:type="dxa"/>
             <w:tcBorders/>
             <w:vAlign w:val="center"/>
           </w:tcPr>
@@ -7161,7 +7396,7 @@
         </w:tc>
         <w:tc>
           <w:tcPr>
-            <w:tcW w:w="7756" w:type="dxa"/>
+            <w:tcW w:w="7762" w:type="dxa"/>
             <w:tcBorders/>
             <w:vAlign w:val="center"/>
           </w:tcPr>
@@ -7187,7 +7422,7 @@
         <w:trPr/>
         <w:tc>
           <w:tcPr>
-            <w:tcW w:w="2670" w:type="dxa"/>
+            <w:tcW w:w="2664" w:type="dxa"/>
             <w:tcBorders/>
             <w:vAlign w:val="center"/>
           </w:tcPr>
@@ -7208,7 +7443,7 @@
         </w:tc>
         <w:tc>
           <w:tcPr>
-            <w:tcW w:w="7756" w:type="dxa"/>
+            <w:tcW w:w="7762" w:type="dxa"/>
             <w:tcBorders/>
             <w:vAlign w:val="center"/>
           </w:tcPr>
@@ -7244,7 +7479,7 @@
         <w:trPr/>
         <w:tc>
           <w:tcPr>
-            <w:tcW w:w="2670" w:type="dxa"/>
+            <w:tcW w:w="2664" w:type="dxa"/>
             <w:tcBorders/>
             <w:vAlign w:val="center"/>
           </w:tcPr>
@@ -7265,7 +7500,7 @@
         </w:tc>
         <w:tc>
           <w:tcPr>
-            <w:tcW w:w="7756" w:type="dxa"/>
+            <w:tcW w:w="7762" w:type="dxa"/>
             <w:tcBorders/>
             <w:vAlign w:val="center"/>
           </w:tcPr>
@@ -7311,7 +7546,74 @@
         <w:trPr/>
         <w:tc>
           <w:tcPr>
-            <w:tcW w:w="2670" w:type="dxa"/>
+            <w:tcW w:w="2664" w:type="dxa"/>
+            <w:tcBorders/>
+            <w:vAlign w:val="center"/>
+          </w:tcPr>
+          <w:p>
+            <w:pPr>
+              <w:pStyle w:val="TableContents"/>
+              <w:widowControl w:val="false"/>
+              <w:suppressLineNumbers/>
+              <w:bidi w:val="0"/>
+              <w:jc w:val="left"/>
+              <w:rPr/>
+            </w:pPr>
+            <w:r>
+              <w:rPr/>
+              <w:t>Blockchain anchoring</w:t>
+            </w:r>
+          </w:p>
+        </w:tc>
+        <w:tc>
+          <w:tcPr>
+            <w:tcW w:w="7762" w:type="dxa"/>
+            <w:tcBorders/>
+            <w:vAlign w:val="center"/>
+          </w:tcPr>
+          <w:p>
+            <w:pPr>
+              <w:pStyle w:val="TableContents"/>
+              <w:widowControl w:val="false"/>
+              <w:suppressLineNumbers/>
+              <w:bidi w:val="0"/>
+              <w:jc w:val="left"/>
+              <w:rPr/>
+            </w:pPr>
+            <w:r>
+              <w:rPr>
+                <w:rStyle w:val="SourceText"/>
+              </w:rPr>
+              <w:t>test_a_consistently_rewritten_log_is_caught_by_the_anchor</w:t>
+            </w:r>
+            <w:r>
+              <w:rPr/>
+              <w:t xml:space="preserve">, </w:t>
+            </w:r>
+            <w:r>
+              <w:rPr>
+                <w:rStyle w:val="SourceText"/>
+              </w:rPr>
+              <w:t>test_mainnet_is_refused</w:t>
+            </w:r>
+            <w:r>
+              <w:rPr/>
+              <w:t xml:space="preserve">, </w:t>
+            </w:r>
+            <w:r>
+              <w:rPr>
+                <w:rStyle w:val="SourceText"/>
+              </w:rPr>
+              <w:t>test_blockchain_down_never_breaks_payments</w:t>
+            </w:r>
+          </w:p>
+        </w:tc>
+      </w:tr>
+      <w:tr>
+        <w:trPr/>
+        <w:tc>
+          <w:tcPr>
+            <w:tcW w:w="2664" w:type="dxa"/>
             <w:tcBorders/>
             <w:vAlign w:val="center"/>
           </w:tcPr>
@@ -7332,7 +7634,7 @@
         </w:tc>
         <w:tc>
           <w:tcPr>
-            <w:tcW w:w="7756" w:type="dxa"/>
+            <w:tcW w:w="7762" w:type="dxa"/>
             <w:tcBorders/>
             <w:vAlign w:val="center"/>
           </w:tcPr>
@@ -7368,7 +7670,7 @@
         <w:trPr/>
         <w:tc>
           <w:tcPr>
-            <w:tcW w:w="2670" w:type="dxa"/>
+            <w:tcW w:w="2664" w:type="dxa"/>
             <w:tcBorders/>
             <w:vAlign w:val="center"/>
           </w:tcPr>
@@ -7389,7 +7691,7 @@
         </w:tc>
         <w:tc>
           <w:tcPr>
-            <w:tcW w:w="7756" w:type="dxa"/>
+            <w:tcW w:w="7762" w:type="dxa"/>
             <w:tcBorders/>
             <w:vAlign w:val="center"/>
           </w:tcPr>
@@ -8630,6 +8932,143 @@
     </w:lvl>
   </w:abstractNum>
   <w:abstractNum w:abstractNumId="10">
+    <w:lvl w:ilvl="0">
+      <w:start w:val="1"/>
+      <w:numFmt w:val="bullet"/>
+      <w:lvlText w:val=""/>
+      <w:lvlJc w:val="left"/>
+      <w:pPr>
+        <w:tabs>
+          <w:tab w:val="num" w:pos="709"/>
+        </w:tabs>
+        <w:ind w:left="709" w:hanging="283"/>
+      </w:pPr>
+      <w:rPr>
+        <w:rFonts w:ascii="Symbol" w:hAnsi="Symbol" w:cs="Symbol" w:hint="default"/>
+      </w:rPr>
+    </w:lvl>
+    <w:lvl w:ilvl="1">
+      <w:start w:val="1"/>
+      <w:numFmt w:val="bullet"/>
+      <w:lvlText w:val=""/>
+      <w:lvlJc w:val="left"/>
+      <w:pPr>
+        <w:tabs>
+          <w:tab w:val="num" w:pos="1418"/>
+        </w:tabs>
+        <w:ind w:left="1418" w:hanging="283"/>
+      </w:pPr>
+      <w:rPr>
+        <w:rFonts w:ascii="Symbol" w:hAnsi="Symbol" w:cs="Symbol" w:hint="default"/>
+      </w:rPr>
+    </w:lvl>
+    <w:lvl w:ilvl="2">
+      <w:start w:val="1"/>
+      <w:numFmt w:val="bullet"/>
+      <w:lvlText w:val=""/>
+      <w:lvlJc w:val="left"/>
+      <w:pPr>
+        <w:tabs>
+          <w:tab w:val="num" w:pos="2127"/>
+        </w:tabs>
+        <w:ind w:left="2127" w:hanging="283"/>
+      </w:pPr>
+      <w:rPr>
+        <w:rFonts w:ascii="Symbol" w:hAnsi="Symbol" w:cs="Symbol" w:hint="default"/>
+      </w:rPr>
+    </w:lvl>
+    <w:lvl w:ilvl="3">
+      <w:start w:val="1"/>
+      <w:numFmt w:val="bullet"/>
+      <w:lvlText w:val=""/>
+      <w:lvlJc w:val="left"/>
+      <w:pPr>
+        <w:tabs>
+          <w:tab w:val="num" w:pos="2836"/>
+        </w:tabs>
+        <w:ind w:left="2836" w:hanging="283"/>
+      </w:pPr>
+      <w:rPr>
+        <w:rFonts w:ascii="Symbol" w:hAnsi="Symbol" w:cs="Symbol" w:hint="default"/>
+      </w:rPr>
+    </w:lvl>
+    <w:lvl w:ilvl="4">
+      <w:start w:val="1"/>
+      <w:numFmt w:val="bullet"/>
+      <w:lvlText w:val=""/>
+      <w:lvlJc w:val="left"/>
+      <w:pPr>
+        <w:tabs>
+          <w:tab w:val="num" w:pos="3545"/>
+        </w:tabs>
+        <w:ind w:left="3545" w:hanging="283"/>
+      </w:pPr>
+      <w:rPr>
+        <w:rFonts w:ascii="Symbol" w:hAnsi="Symbol" w:cs="Symbol" w:hint="default"/>
+      </w:rPr>
+    </w:lvl>
+    <w:lvl w:ilvl="5">
+      <w:start w:val="1"/>
+      <w:numFmt w:val="bullet"/>
+      <w:lvlText w:val=""/>
+      <w:lvlJc w:val="left"/>
+      <w:pPr>
+        <w:tabs>
+          <w:tab w:val="num" w:pos="4254"/>
+        </w:tabs>
+        <w:ind w:left="4254" w:hanging="283"/>
+      </w:pPr>
+      <w:rPr>
+        <w:rFonts w:ascii="Symbol" w:hAnsi="Symbol" w:cs="Symbol" w:hint="default"/>
+      </w:rPr>
+    </w:lvl>
+    <w:lvl w:ilvl="6">
+      <w:start w:val="1"/>
+      <w:numFmt w:val="bullet"/>
+      <w:lvlText w:val=""/>
+      <w:lvlJc w:val="left"/>
+      <w:pPr>
+        <w:tabs>
+          <w:tab w:val="num" w:pos="4963"/>
+        </w:tabs>
+        <w:ind w:left="4963" w:hanging="283"/>
+      </w:pPr>
+      <w:rPr>
+        <w:rFonts w:ascii="Symbol" w:hAnsi="Symbol" w:cs="Symbol" w:hint="default"/>
+      </w:rPr>
+    </w:lvl>
+    <w:lvl w:ilvl="7">
+      <w:start w:val="1"/>
+      <w:numFmt w:val="bullet"/>
+      <w:lvlText w:val=""/>
+      <w:lvlJc w:val="left"/>
+      <w:pPr>
+        <w:tabs>
+          <w:tab w:val="num" w:pos="5672"/>
+        </w:tabs>
+        <w:ind w:left="5672" w:hanging="283"/>
+      </w:pPr>
+      <w:rPr>
+        <w:rFonts w:ascii="Symbol" w:hAnsi="Symbol" w:cs="Symbol" w:hint="default"/>
+      </w:rPr>
+    </w:lvl>
+    <w:lvl w:ilvl="8">
+      <w:start w:val="1"/>
+      <w:numFmt w:val="bullet"/>
+      <w:lvlText w:val=""/>
+      <w:lvlJc w:val="left"/>
+      <w:pPr>
+        <w:tabs>
+          <w:tab w:val="num" w:pos="6381"/>
+        </w:tabs>
+        <w:ind w:left="6381" w:hanging="283"/>
+      </w:pPr>
+      <w:rPr>
+        <w:rFonts w:ascii="Symbol" w:hAnsi="Symbol" w:cs="Symbol" w:hint="default"/>
+      </w:rPr>
+    </w:lvl>
+  </w:abstractNum>
+  <w:abstractNum w:abstractNumId="11">
     <w:lvl w:ilvl="0">
       <w:start w:val="1"/>
       <w:numFmt w:val="none"/>
@@ -8780,6 +9219,9 @@
   </w:num>
   <w:num w:numId="10">
     <w:abstractNumId w:val="10"/>
+  </w:num>
+  <w:num w:numId="11">
+    <w:abstractNumId w:val="11"/>
   </w:num>
 </w:numbering>
 </file>
